--- a/klagomål/A 58717-2025 FSC-klagomål.docx
+++ b/klagomål/A 58717-2025 FSC-klagomål.docx
@@ -704,7 +704,7 @@
     <w:r>
       <w:tab/>
       <w:tab/>
-      <w:t>2025-11-26</w:t>
+      <w:t>2025-11-27</w:t>
       <w:br/>
       <w:br/>
     </w:r>

--- a/klagomål/A 58717-2025 FSC-klagomål.docx
+++ b/klagomål/A 58717-2025 FSC-klagomål.docx
@@ -704,7 +704,7 @@
     <w:r>
       <w:tab/>
       <w:tab/>
-      <w:t>2025-11-27</w:t>
+      <w:t>2025-11-28</w:t>
       <w:br/>
       <w:br/>
     </w:r>

--- a/klagomål/A 58717-2025 FSC-klagomål.docx
+++ b/klagomål/A 58717-2025 FSC-klagomål.docx
@@ -704,7 +704,7 @@
     <w:r>
       <w:tab/>
       <w:tab/>
-      <w:t>2025-11-28</w:t>
+      <w:t>2025-11-29</w:t>
       <w:br/>
       <w:br/>
     </w:r>

--- a/klagomål/A 58717-2025 FSC-klagomål.docx
+++ b/klagomål/A 58717-2025 FSC-klagomål.docx
@@ -704,7 +704,7 @@
     <w:r>
       <w:tab/>
       <w:tab/>
-      <w:t>2025-11-29</w:t>
+      <w:t>2025-11-30</w:t>
       <w:br/>
       <w:br/>
     </w:r>

--- a/klagomål/A 58717-2025 FSC-klagomål.docx
+++ b/klagomål/A 58717-2025 FSC-klagomål.docx
@@ -704,7 +704,7 @@
     <w:r>
       <w:tab/>
       <w:tab/>
-      <w:t>2025-11-30</w:t>
+      <w:t>2025-12-01</w:t>
       <w:br/>
       <w:br/>
     </w:r>

--- a/klagomål/A 58717-2025 FSC-klagomål.docx
+++ b/klagomål/A 58717-2025 FSC-klagomål.docx
@@ -704,7 +704,7 @@
     <w:r>
       <w:tab/>
       <w:tab/>
-      <w:t>2025-12-01</w:t>
+      <w:t>2025-12-02</w:t>
       <w:br/>
       <w:br/>
     </w:r>

--- a/klagomål/A 58717-2025 FSC-klagomål.docx
+++ b/klagomål/A 58717-2025 FSC-klagomål.docx
@@ -704,7 +704,7 @@
     <w:r>
       <w:tab/>
       <w:tab/>
-      <w:t>2025-12-02</w:t>
+      <w:t>2025-12-03</w:t>
       <w:br/>
       <w:br/>
     </w:r>

--- a/klagomål/A 58717-2025 FSC-klagomål.docx
+++ b/klagomål/A 58717-2025 FSC-klagomål.docx
@@ -704,7 +704,7 @@
     <w:r>
       <w:tab/>
       <w:tab/>
-      <w:t>2025-12-03</w:t>
+      <w:t>2025-12-04</w:t>
       <w:br/>
       <w:br/>
     </w:r>

--- a/klagomål/A 58717-2025 FSC-klagomål.docx
+++ b/klagomål/A 58717-2025 FSC-klagomål.docx
@@ -704,7 +704,7 @@
     <w:r>
       <w:tab/>
       <w:tab/>
-      <w:t>2025-12-04</w:t>
+      <w:t>2025-12-05</w:t>
       <w:br/>
       <w:br/>
     </w:r>

--- a/klagomål/A 58717-2025 FSC-klagomål.docx
+++ b/klagomål/A 58717-2025 FSC-klagomål.docx
@@ -704,7 +704,7 @@
     <w:r>
       <w:tab/>
       <w:tab/>
-      <w:t>2025-12-05</w:t>
+      <w:t>2025-12-06</w:t>
       <w:br/>
       <w:br/>
     </w:r>

--- a/klagomål/A 58717-2025 FSC-klagomål.docx
+++ b/klagomål/A 58717-2025 FSC-klagomål.docx
@@ -704,7 +704,7 @@
     <w:r>
       <w:tab/>
       <w:tab/>
-      <w:t>2025-12-06</w:t>
+      <w:t>2025-12-07</w:t>
       <w:br/>
       <w:br/>
     </w:r>

--- a/klagomål/A 58717-2025 FSC-klagomål.docx
+++ b/klagomål/A 58717-2025 FSC-klagomål.docx
@@ -704,7 +704,7 @@
     <w:r>
       <w:tab/>
       <w:tab/>
-      <w:t>2025-12-07</w:t>
+      <w:t>2025-12-08</w:t>
       <w:br/>
       <w:br/>
     </w:r>

--- a/klagomål/A 58717-2025 FSC-klagomål.docx
+++ b/klagomål/A 58717-2025 FSC-klagomål.docx
@@ -704,7 +704,7 @@
     <w:r>
       <w:tab/>
       <w:tab/>
-      <w:t>2025-12-08</w:t>
+      <w:t>2025-12-09</w:t>
       <w:br/>
       <w:br/>
     </w:r>

--- a/klagomål/A 58717-2025 FSC-klagomål.docx
+++ b/klagomål/A 58717-2025 FSC-klagomål.docx
@@ -704,7 +704,7 @@
     <w:r>
       <w:tab/>
       <w:tab/>
-      <w:t>2025-12-09</w:t>
+      <w:t>2025-12-10</w:t>
       <w:br/>
       <w:br/>
     </w:r>

--- a/klagomål/A 58717-2025 FSC-klagomål.docx
+++ b/klagomål/A 58717-2025 FSC-klagomål.docx
@@ -704,7 +704,7 @@
     <w:r>
       <w:tab/>
       <w:tab/>
-      <w:t>2025-12-10</w:t>
+      <w:t>2025-12-11</w:t>
       <w:br/>
       <w:br/>
     </w:r>

--- a/klagomål/A 58717-2025 FSC-klagomål.docx
+++ b/klagomål/A 58717-2025 FSC-klagomål.docx
@@ -704,7 +704,7 @@
     <w:r>
       <w:tab/>
       <w:tab/>
-      <w:t>2025-12-11</w:t>
+      <w:t>2025-12-12</w:t>
       <w:br/>
       <w:br/>
     </w:r>

--- a/klagomål/A 58717-2025 FSC-klagomål.docx
+++ b/klagomål/A 58717-2025 FSC-klagomål.docx
@@ -704,7 +704,7 @@
     <w:r>
       <w:tab/>
       <w:tab/>
-      <w:t>2025-12-12</w:t>
+      <w:t>2025-12-13</w:t>
       <w:br/>
       <w:br/>
     </w:r>

--- a/klagomål/A 58717-2025 FSC-klagomål.docx
+++ b/klagomål/A 58717-2025 FSC-klagomål.docx
@@ -704,7 +704,7 @@
     <w:r>
       <w:tab/>
       <w:tab/>
-      <w:t>2025-12-19</w:t>
+      <w:t>2025-12-20</w:t>
       <w:br/>
       <w:br/>
     </w:r>

--- a/klagomål/A 58717-2025 FSC-klagomål.docx
+++ b/klagomål/A 58717-2025 FSC-klagomål.docx
@@ -704,7 +704,7 @@
     <w:r>
       <w:tab/>
       <w:tab/>
-      <w:t>2025-12-20</w:t>
+      <w:t>2025-12-21</w:t>
       <w:br/>
       <w:br/>
     </w:r>

--- a/klagomål/A 58717-2025 FSC-klagomål.docx
+++ b/klagomål/A 58717-2025 FSC-klagomål.docx
@@ -704,7 +704,7 @@
     <w:r>
       <w:tab/>
       <w:tab/>
-      <w:t>2025-12-21</w:t>
+      <w:t>2025-12-22</w:t>
       <w:br/>
       <w:br/>
     </w:r>

--- a/klagomål/A 58717-2025 FSC-klagomål.docx
+++ b/klagomål/A 58717-2025 FSC-klagomål.docx
@@ -704,7 +704,7 @@
     <w:r>
       <w:tab/>
       <w:tab/>
-      <w:t>2025-12-22</w:t>
+      <w:t>2025-12-26</w:t>
       <w:br/>
       <w:br/>
     </w:r>

--- a/klagomål/A 58717-2025 FSC-klagomål.docx
+++ b/klagomål/A 58717-2025 FSC-klagomål.docx
@@ -704,7 +704,7 @@
     <w:r>
       <w:tab/>
       <w:tab/>
-      <w:t>2026-01-03</w:t>
+      <w:t>2026-01-04</w:t>
       <w:br/>
       <w:br/>
     </w:r>

--- a/klagomål/A 58717-2025 FSC-klagomål.docx
+++ b/klagomål/A 58717-2025 FSC-klagomål.docx
@@ -704,7 +704,7 @@
     <w:r>
       <w:tab/>
       <w:tab/>
-      <w:t>2026-01-07</w:t>
+      <w:t>2026-01-08</w:t>
       <w:br/>
       <w:br/>
     </w:r>

--- a/klagomål/A 58717-2025 FSC-klagomål.docx
+++ b/klagomål/A 58717-2025 FSC-klagomål.docx
@@ -704,7 +704,7 @@
     <w:r>
       <w:tab/>
       <w:tab/>
-      <w:t>2026-01-08</w:t>
+      <w:t>2026-01-09</w:t>
       <w:br/>
       <w:br/>
     </w:r>

--- a/klagomål/A 58717-2025 FSC-klagomål.docx
+++ b/klagomål/A 58717-2025 FSC-klagomål.docx
@@ -704,7 +704,7 @@
     <w:r>
       <w:tab/>
       <w:tab/>
-      <w:t>2026-01-09</w:t>
+      <w:t>2026-01-10</w:t>
       <w:br/>
       <w:br/>
     </w:r>

--- a/klagomål/A 58717-2025 FSC-klagomål.docx
+++ b/klagomål/A 58717-2025 FSC-klagomål.docx
@@ -704,7 +704,7 @@
     <w:r>
       <w:tab/>
       <w:tab/>
-      <w:t>2026-01-10</w:t>
+      <w:t>2026-01-11</w:t>
       <w:br/>
       <w:br/>
     </w:r>

--- a/klagomål/A 58717-2025 FSC-klagomål.docx
+++ b/klagomål/A 58717-2025 FSC-klagomål.docx
@@ -704,7 +704,7 @@
     <w:r>
       <w:tab/>
       <w:tab/>
-      <w:t>2026-01-11</w:t>
+      <w:t>2026-01-12</w:t>
       <w:br/>
       <w:br/>
     </w:r>

--- a/klagomål/A 58717-2025 FSC-klagomål.docx
+++ b/klagomål/A 58717-2025 FSC-klagomål.docx
@@ -704,7 +704,7 @@
     <w:r>
       <w:tab/>
       <w:tab/>
-      <w:t>2026-01-12</w:t>
+      <w:t>2026-01-13</w:t>
       <w:br/>
       <w:br/>
     </w:r>

--- a/klagomål/A 58717-2025 FSC-klagomål.docx
+++ b/klagomål/A 58717-2025 FSC-klagomål.docx
@@ -704,7 +704,7 @@
     <w:r>
       <w:tab/>
       <w:tab/>
-      <w:t>2026-01-13</w:t>
+      <w:t>2026-01-14</w:t>
       <w:br/>
       <w:br/>
     </w:r>

--- a/klagomål/A 58717-2025 FSC-klagomål.docx
+++ b/klagomål/A 58717-2025 FSC-klagomål.docx
@@ -704,7 +704,7 @@
     <w:r>
       <w:tab/>
       <w:tab/>
-      <w:t>2026-01-14</w:t>
+      <w:t>2026-01-15</w:t>
       <w:br/>
       <w:br/>
     </w:r>

--- a/klagomål/A 58717-2025 FSC-klagomål.docx
+++ b/klagomål/A 58717-2025 FSC-klagomål.docx
@@ -704,7 +704,7 @@
     <w:r>
       <w:tab/>
       <w:tab/>
-      <w:t>2026-01-15</w:t>
+      <w:t>2026-01-16</w:t>
       <w:br/>
       <w:br/>
     </w:r>

--- a/klagomål/A 58717-2025 FSC-klagomål.docx
+++ b/klagomål/A 58717-2025 FSC-klagomål.docx
@@ -704,7 +704,7 @@
     <w:r>
       <w:tab/>
       <w:tab/>
-      <w:t>2026-01-16</w:t>
+      <w:t>2026-01-17</w:t>
       <w:br/>
       <w:br/>
     </w:r>

--- a/klagomål/A 58717-2025 FSC-klagomål.docx
+++ b/klagomål/A 58717-2025 FSC-klagomål.docx
@@ -704,7 +704,7 @@
     <w:r>
       <w:tab/>
       <w:tab/>
-      <w:t>2026-01-17</w:t>
+      <w:t>2026-01-18</w:t>
       <w:br/>
       <w:br/>
     </w:r>

--- a/klagomål/A 58717-2025 FSC-klagomål.docx
+++ b/klagomål/A 58717-2025 FSC-klagomål.docx
@@ -704,7 +704,7 @@
     <w:r>
       <w:tab/>
       <w:tab/>
-      <w:t>2026-01-18</w:t>
+      <w:t>2026-01-19</w:t>
       <w:br/>
       <w:br/>
     </w:r>

--- a/klagomål/A 58717-2025 FSC-klagomål.docx
+++ b/klagomål/A 58717-2025 FSC-klagomål.docx
@@ -704,7 +704,7 @@
     <w:r>
       <w:tab/>
       <w:tab/>
-      <w:t>2026-01-19</w:t>
+      <w:t>2026-01-20</w:t>
       <w:br/>
       <w:br/>
     </w:r>

--- a/klagomål/A 58717-2025 FSC-klagomål.docx
+++ b/klagomål/A 58717-2025 FSC-klagomål.docx
@@ -704,7 +704,7 @@
     <w:r>
       <w:tab/>
       <w:tab/>
-      <w:t>2026-01-20</w:t>
+      <w:t>2026-01-21</w:t>
       <w:br/>
       <w:br/>
     </w:r>

--- a/klagomål/A 58717-2025 FSC-klagomål.docx
+++ b/klagomål/A 58717-2025 FSC-klagomål.docx
@@ -704,7 +704,7 @@
     <w:r>
       <w:tab/>
       <w:tab/>
-      <w:t>2026-01-21</w:t>
+      <w:t>2026-01-23</w:t>
       <w:br/>
       <w:br/>
     </w:r>

--- a/klagomål/A 58717-2025 FSC-klagomål.docx
+++ b/klagomål/A 58717-2025 FSC-klagomål.docx
@@ -704,7 +704,7 @@
     <w:r>
       <w:tab/>
       <w:tab/>
-      <w:t>2026-01-23</w:t>
+      <w:t>2026-01-24</w:t>
       <w:br/>
       <w:br/>
     </w:r>

--- a/klagomål/A 58717-2025 FSC-klagomål.docx
+++ b/klagomål/A 58717-2025 FSC-klagomål.docx
@@ -704,7 +704,7 @@
     <w:r>
       <w:tab/>
       <w:tab/>
-      <w:t>2026-01-24</w:t>
+      <w:t>2026-01-25</w:t>
       <w:br/>
       <w:br/>
     </w:r>

--- a/klagomål/A 58717-2025 FSC-klagomål.docx
+++ b/klagomål/A 58717-2025 FSC-klagomål.docx
@@ -704,7 +704,7 @@
     <w:r>
       <w:tab/>
       <w:tab/>
-      <w:t>2026-01-25</w:t>
+      <w:t>2026-01-26</w:t>
       <w:br/>
       <w:br/>
     </w:r>

--- a/klagomål/A 58717-2025 FSC-klagomål.docx
+++ b/klagomål/A 58717-2025 FSC-klagomål.docx
@@ -704,7 +704,7 @@
     <w:r>
       <w:tab/>
       <w:tab/>
-      <w:t>2026-01-26</w:t>
+      <w:t>2026-01-27</w:t>
       <w:br/>
       <w:br/>
     </w:r>

--- a/klagomål/A 58717-2025 FSC-klagomål.docx
+++ b/klagomål/A 58717-2025 FSC-klagomål.docx
@@ -704,7 +704,7 @@
     <w:r>
       <w:tab/>
       <w:tab/>
-      <w:t>2026-01-27</w:t>
+      <w:t>2026-01-28</w:t>
       <w:br/>
       <w:br/>
     </w:r>

--- a/klagomål/A 58717-2025 FSC-klagomål.docx
+++ b/klagomål/A 58717-2025 FSC-klagomål.docx
@@ -112,7 +112,7 @@
         <w:pStyle w:val="ListBullet"/>
       </w:pPr>
       <w:r>
-        <w:t>Om ett ombud (tex Norra skog eller Mellanskog) avverkningsanmäler en skog med naturvärden motsvarande nyckelbiotops kvalité men markägaren inte är FSC certifierad, bör du skicka in ett FSC kontrollerat virke klagomål. Då ska klagomålet skickas till ombudsföretaget.</w:t>
+        <w:t>Om ett ombud (tex Norra skog eller Mellanskog) avverkningsanmäler en skog med naturvärden motsvarande nyckelbiotops kvalitet men markägaren inte är FSC certifierad, bör du skicka in ett FSC kontrollerat virke klagomål. Då ska klagomålet skickas till ombudsföretaget.</w:t>
       </w:r>
     </w:p>
     <w:p>
@@ -254,7 +254,16 @@
         <w:t>Doftskinn (NT)</w:t>
       </w:r>
       <w:r>
-        <w:t>, rödlistad som nära hotad, är en mycket bra signalart för boreal granskog och indikerar ett gran-skogsekosystem med lång kontinuitet av grova lågor. Arten är placerad i toppen av Skogsstyrelsens värdepyramid för bedömning av skog med höga naturvärden och har klassats som en “urskogsindikator”, då den förekommer med ett tydligt optimum i helt eller nästan helt orörda skogar (Nitare &amp; Skogsstyrelsen, 2019).</w:t>
+        <w:t xml:space="preserve">, rödlistad som nära hotad, är en mycket bra signalart för boreal granskog och indikerar ett gran-skogsekosystem med lång kontinuitet av grova lågor. Arten är placerad i toppen av Skogsstyrelsens värdepyramid för bedömning av skog med höga naturvärden och har klassats som en “urskogsindikator”, då den förekommer med ett tydligt optimum i helt eller nästan helt orörda skogar. Doftskinn är typisk art för </w:t>
+      </w:r>
+      <w:r>
+        <w:rPr>
+          <w:i/>
+        </w:rPr>
+        <w:t xml:space="preserve">9010 Taiga </w:t>
+      </w:r>
+      <w:r>
+        <w:t>(SLU Artdatabanken, 2025; Nitare &amp; Skogsstyrelsen, 2019).</w:t>
       </w:r>
     </w:p>
     <w:p>
@@ -265,7 +274,16 @@
         <w:t>Gammelgransskål (NT)</w:t>
       </w:r>
       <w:r>
-        <w:t xml:space="preserve"> är en liten skålsvamp som växer på gamla granar med skrovlig bark. Typiska växtplatser är gransumpskog i myrkanter, bäckdråg, bäckraviner och skuggiga bergssluttningar, men också skog på torrare mark kan hysa arten om beståndet har stark naturskogskaraktär. Bestånd med arten bör behandlas som nyckelbiotoper och sparas vid en slutavverkning. Även gallring bör undvikas (SLU Artdatabanken, 2024; Nitare &amp; Skogsstyrelsen, 2019).</w:t>
+        <w:t xml:space="preserve"> är en liten skålsvamp som växer på gamla granar med skrovlig bark. Typiska växtplatser är gransumpskog i myrkanter, bäckdråg, bäckraviner och skuggiga bergssluttningar, men också skog på torrare mark kan hysa arten om beståndet har stark naturskogskaraktär. Bestånd med arten bör behandlas som nyckelbiotoper och sparas vid en slutavverkning. Även gallring bör undvikas. Gammelgransskål är typisk art för </w:t>
+      </w:r>
+      <w:r>
+        <w:rPr>
+          <w:i/>
+        </w:rPr>
+        <w:t>9010 Taiga</w:t>
+      </w:r>
+      <w:r>
+        <w:t xml:space="preserve"> (SLU Artdatabanken, 2024; Nitare &amp; Skogsstyrelsen, 2019).</w:t>
       </w:r>
     </w:p>
     <w:p>
@@ -276,7 +294,25 @@
         <w:t>Harticka (NT)</w:t>
       </w:r>
       <w:r>
-        <w:t xml:space="preserve"> är normalt en mycket bra signalart för granskogar med höga naturvärden. Även när svampen påträffas i mer påverkade skogar är det nästan alltid fråga om skogsmiljöer i sena successionsstadier med höga naturvärden. Skogsskötselåtgärder på eller i omedelbar närhet av växtplatserna kan innebära ett hot mot arten (SLU Artdatabanken, 2024; Nitare &amp; Skogsstyrelsen, 2019).</w:t>
+        <w:t xml:space="preserve"> är normalt en mycket bra signalart för granskogar med höga naturvärden. Även när svampen påträffas i mer påverkade skogar är det nästan alltid fråga om skogsmiljöer i sena successionsstadier med höga naturvärden. Skogsskötselåtgärder på eller i omedelbar närhet av växtplatserna kan innebära ett hot mot arten. Harticka är typisk art för </w:t>
+      </w:r>
+      <w:r>
+        <w:rPr>
+          <w:i/>
+        </w:rPr>
+        <w:t xml:space="preserve">9010 Taiga, 9050 Näringsrik granskog </w:t>
+      </w:r>
+      <w:r>
+        <w:t xml:space="preserve">och </w:t>
+      </w:r>
+      <w:r>
+        <w:rPr>
+          <w:i/>
+        </w:rPr>
+        <w:t>9030 Landhöjningsskog</w:t>
+      </w:r>
+      <w:r>
+        <w:t xml:space="preserve"> (SLU Artdatabanken, 2024; Nitare &amp; Skogsstyrelsen, 2019).</w:t>
       </w:r>
     </w:p>
     <w:p>
@@ -296,7 +332,25 @@
         <w:t>Plectocarpon scrobiculatae</w:t>
       </w:r>
       <w:r>
-        <w:t xml:space="preserve"> (EN) (SLU Artdatabanken, 2024; Nitare &amp; Skogsstyrelsen, 2019).</w:t>
+        <w:t xml:space="preserve"> (EN). Skrovellav är typisk art för </w:t>
+      </w:r>
+      <w:r>
+        <w:rPr>
+          <w:i/>
+        </w:rPr>
+        <w:t xml:space="preserve">9010 Taiga, 9020 Nordlig ädellövskog, 9040 Fjällbjörkskog, 9070 Trädklädd betesmark, 9160 Näringsrik ekskog, 9180 Ädellövskog i branter, 9190 Näringsfattig ekskog, 8210 Kalkbranter </w:t>
+      </w:r>
+      <w:r>
+        <w:t xml:space="preserve">och </w:t>
+      </w:r>
+      <w:r>
+        <w:rPr>
+          <w:i/>
+        </w:rPr>
+        <w:t>6530 Lövängar</w:t>
+      </w:r>
+      <w:r>
+        <w:t xml:space="preserve"> (SLU Artdatabanken, 2024; Nitare &amp; Skogsstyrelsen, 2019).</w:t>
       </w:r>
     </w:p>
     <w:p>
@@ -704,7 +758,7 @@
     <w:r>
       <w:tab/>
       <w:tab/>
-      <w:t>2026-01-28</w:t>
+      <w:t>2026-01-29</w:t>
       <w:br/>
       <w:br/>
     </w:r>

--- a/klagomål/A 58717-2025 FSC-klagomål.docx
+++ b/klagomål/A 58717-2025 FSC-klagomål.docx
@@ -758,7 +758,7 @@
     <w:r>
       <w:tab/>
       <w:tab/>
-      <w:t>2026-01-29</w:t>
+      <w:t>2026-01-30</w:t>
       <w:br/>
       <w:br/>
     </w:r>

--- a/klagomål/A 58717-2025 FSC-klagomål.docx
+++ b/klagomål/A 58717-2025 FSC-klagomål.docx
@@ -758,7 +758,7 @@
     <w:r>
       <w:tab/>
       <w:tab/>
-      <w:t>2026-01-30</w:t>
+      <w:t>2026-01-31</w:t>
       <w:br/>
       <w:br/>
     </w:r>
